--- a/Предзащита_Борисов.docx
+++ b/Предзащита_Борисов.docx
@@ -130,6 +130,7 @@
           <w:sz w:val="26"/>
           <w:szCs w:val="26"/>
         </w:rPr>
+        <w:tab/>
         <w:t xml:space="preserve">Студент </w:t>
       </w:r>
       <w:r>
@@ -165,164 +166,116 @@
           <w:szCs w:val="26"/>
         </w:rPr>
         <w:tab/>
-        <w:t>По представленной расчётно-пояснительной записке имеются следующие замечания:</w:t>
-      </w:r>
-    </w:p>
-    <w:p>
-      <w:pPr>
-        <w:pStyle w:val="Normal"/>
-        <w:numPr>
-          <w:ilvl w:val="0"/>
-          <w:numId w:val="3"/>
-        </w:numPr>
-        <w:suppressAutoHyphens w:val="false"/>
-        <w:spacing w:lineRule="auto" w:line="360"/>
-        <w:jc w:val="both"/>
-        <w:rPr>
-          <w:color w:val="FF0000"/>
-          <w:sz w:val="26"/>
-          <w:szCs w:val="26"/>
-        </w:rPr>
-      </w:pPr>
-      <w:r>
-        <w:rPr>
-          <w:color w:val="FF0000"/>
-          <w:sz w:val="26"/>
-          <w:szCs w:val="26"/>
-        </w:rPr>
-        <w:t>Первое замечание в императиве или констатация факта. Добавить, дополнить, удалить, сократить, раскрыть. Недостаточно, достаточно, требуются, требуется, необходимо.</w:t>
-      </w:r>
-    </w:p>
-    <w:p>
-      <w:pPr>
-        <w:pStyle w:val="Normal"/>
-        <w:numPr>
-          <w:ilvl w:val="0"/>
-          <w:numId w:val="3"/>
-        </w:numPr>
-        <w:suppressAutoHyphens w:val="false"/>
-        <w:spacing w:lineRule="auto" w:line="360"/>
-        <w:jc w:val="both"/>
-        <w:rPr>
-          <w:color w:val="FF0000"/>
-          <w:sz w:val="26"/>
-          <w:szCs w:val="26"/>
-        </w:rPr>
-      </w:pPr>
-      <w:r>
-        <w:rPr>
-          <w:color w:val="FF0000"/>
-          <w:sz w:val="26"/>
-          <w:szCs w:val="26"/>
-        </w:rPr>
-        <w:t>Второе замечание.</w:t>
-      </w:r>
-    </w:p>
-    <w:p>
-      <w:pPr>
-        <w:pStyle w:val="Normal"/>
-        <w:numPr>
-          <w:ilvl w:val="0"/>
-          <w:numId w:val="3"/>
-        </w:numPr>
-        <w:suppressAutoHyphens w:val="false"/>
-        <w:spacing w:lineRule="auto" w:line="360"/>
-        <w:jc w:val="both"/>
-        <w:rPr>
-          <w:sz w:val="26"/>
-          <w:szCs w:val="26"/>
-        </w:rPr>
-      </w:pPr>
-      <w:r>
-        <w:rPr>
-          <w:color w:val="FF0000"/>
-          <w:sz w:val="26"/>
-          <w:szCs w:val="26"/>
-        </w:rPr>
-        <w:t>Третье, но не последнее замечание.</w:t>
-      </w:r>
-    </w:p>
-    <w:p>
-      <w:pPr>
-        <w:pStyle w:val="Normal"/>
-        <w:suppressAutoHyphens w:val="false"/>
-        <w:spacing w:lineRule="auto" w:line="360"/>
-        <w:jc w:val="both"/>
-        <w:rPr>
-          <w:sz w:val="26"/>
-          <w:szCs w:val="26"/>
-        </w:rPr>
-      </w:pPr>
-      <w:r>
-        <w:rPr>
-          <w:sz w:val="26"/>
-          <w:szCs w:val="26"/>
-        </w:rPr>
-        <w:tab/>
-        <w:t>По представленной презентации имеются следующие замечания:</w:t>
-      </w:r>
-    </w:p>
-    <w:p>
-      <w:pPr>
-        <w:pStyle w:val="Normal"/>
+        <w:t>По представленной презентации имеются следующие замечания.</w:t>
+      </w:r>
+    </w:p>
+    <w:p>
+      <w:pPr>
+        <w:pStyle w:val="Normal"/>
+        <w:widowControl w:val="false"/>
         <w:numPr>
           <w:ilvl w:val="0"/>
           <w:numId w:val="1"/>
         </w:numPr>
-        <w:suppressAutoHyphens w:val="false"/>
-        <w:spacing w:lineRule="auto" w:line="360"/>
+        <w:tabs>
+          <w:tab w:val="clear" w:pos="709"/>
+          <w:tab w:val="left" w:pos="1168" w:leader="none"/>
+        </w:tabs>
+        <w:suppressAutoHyphens w:val="false"/>
+        <w:bidi w:val="0"/>
+        <w:spacing w:lineRule="auto" w:line="360" w:before="0" w:after="0"/>
+        <w:ind w:firstLine="720" w:left="0" w:right="0"/>
         <w:jc w:val="both"/>
         <w:rPr>
-          <w:color w:val="FF0000"/>
-          <w:sz w:val="26"/>
-          <w:szCs w:val="26"/>
-        </w:rPr>
-      </w:pPr>
-      <w:r>
-        <w:rPr>
-          <w:i/>
-          <w:iCs/>
-          <w:color w:val="FF0000"/>
-          <w:sz w:val="26"/>
-          <w:szCs w:val="26"/>
-        </w:rPr>
-        <w:t>Дополнить формулировку математической постановки задачи.</w:t>
-      </w:r>
-    </w:p>
-    <w:p>
-      <w:pPr>
-        <w:pStyle w:val="Normal"/>
+          <w:sz w:val="26"/>
+          <w:szCs w:val="26"/>
+        </w:rPr>
+      </w:pPr>
+      <w:r>
+        <w:rPr>
+          <w:sz w:val="26"/>
+          <w:szCs w:val="26"/>
+        </w:rPr>
+        <w:t>Добавить диаграмму последовательности в презентацию.</w:t>
+      </w:r>
+    </w:p>
+    <w:p>
+      <w:pPr>
+        <w:pStyle w:val="Normal"/>
+        <w:widowControl w:val="false"/>
         <w:numPr>
           <w:ilvl w:val="0"/>
           <w:numId w:val="1"/>
         </w:numPr>
-        <w:suppressAutoHyphens w:val="false"/>
-        <w:spacing w:lineRule="auto" w:line="360"/>
+        <w:tabs>
+          <w:tab w:val="clear" w:pos="709"/>
+          <w:tab w:val="left" w:pos="1168" w:leader="none"/>
+        </w:tabs>
+        <w:suppressAutoHyphens w:val="false"/>
+        <w:bidi w:val="0"/>
+        <w:spacing w:lineRule="auto" w:line="360" w:before="0" w:after="0"/>
+        <w:ind w:firstLine="720" w:left="0" w:right="0"/>
         <w:jc w:val="both"/>
         <w:rPr>
-          <w:color w:val="FF0000"/>
-          <w:sz w:val="26"/>
-          <w:szCs w:val="26"/>
-        </w:rPr>
-      </w:pPr>
-      <w:r>
-        <w:rPr>
-          <w:i/>
-          <w:iCs/>
-          <w:color w:val="FF0000"/>
-          <w:sz w:val="26"/>
-          <w:szCs w:val="26"/>
-        </w:rPr>
-        <w:t>Добавить описание входных параметров, при которых проводится определение критерия останова.</w:t>
-      </w:r>
-    </w:p>
-    <w:p>
-      <w:pPr>
-        <w:pStyle w:val="Normal"/>
+          <w:sz w:val="26"/>
+          <w:szCs w:val="26"/>
+        </w:rPr>
+      </w:pPr>
+      <w:r>
+        <w:rPr>
+          <w:sz w:val="26"/>
+          <w:szCs w:val="26"/>
+        </w:rPr>
+        <w:t>Добавить схему алгоритма ранжирования рекомендаций в презентацию.</w:t>
+      </w:r>
+    </w:p>
+    <w:p>
+      <w:pPr>
+        <w:pStyle w:val="Normal"/>
+        <w:widowControl w:val="false"/>
         <w:numPr>
           <w:ilvl w:val="0"/>
           <w:numId w:val="1"/>
         </w:numPr>
+        <w:tabs>
+          <w:tab w:val="clear" w:pos="709"/>
+          <w:tab w:val="left" w:pos="1168" w:leader="none"/>
+        </w:tabs>
+        <w:suppressAutoHyphens w:val="false"/>
+        <w:bidi w:val="0"/>
+        <w:spacing w:lineRule="auto" w:line="360" w:before="0" w:after="0"/>
+        <w:ind w:firstLine="720" w:left="0" w:right="0"/>
+        <w:jc w:val="both"/>
+        <w:rPr>
+          <w:sz w:val="26"/>
+          <w:szCs w:val="26"/>
+        </w:rPr>
+      </w:pPr>
+      <w:r>
+        <w:rPr>
+          <w:sz w:val="26"/>
+          <w:szCs w:val="26"/>
+        </w:rPr>
+        <w:t xml:space="preserve">Дополнить оценку прироста качества рекомендаций, </w:t>
+      </w:r>
+      <w:r>
+        <w:rPr>
+          <w:sz w:val="26"/>
+          <w:szCs w:val="26"/>
+        </w:rPr>
+        <w:t>указав величину в процентах от шкалы</w:t>
+      </w:r>
+      <w:r>
+        <w:rPr>
+          <w:sz w:val="26"/>
+          <w:szCs w:val="26"/>
+        </w:rPr>
+        <w:t>.</w:t>
+      </w:r>
+    </w:p>
+    <w:p>
+      <w:pPr>
+        <w:pStyle w:val="Normal"/>
         <w:suppressAutoHyphens w:val="false"/>
         <w:spacing w:lineRule="auto" w:line="360"/>
         <w:jc w:val="both"/>
@@ -333,13 +286,11 @@
       </w:pPr>
       <w:r>
         <w:rPr>
-          <w:i/>
-          <w:iCs/>
-          <w:color w:val="FF0000"/>
-          <w:sz w:val="26"/>
-          <w:szCs w:val="26"/>
-        </w:rPr>
-        <w:t>Сократить время доклада.</w:t>
+          <w:sz w:val="26"/>
+          <w:szCs w:val="26"/>
+        </w:rPr>
+        <w:tab/>
+        <w:t>По представленной расчётно-пояснительной записке не имеется замечаний.</w:t>
       </w:r>
     </w:p>
     <w:p>
@@ -359,22 +310,7 @@
           <w:szCs w:val="26"/>
         </w:rPr>
         <w:tab/>
-        <w:t xml:space="preserve">Созданное в ходе выполнения выпускной квалификационной работы программное обеспечение </w:t>
-      </w:r>
-      <w:r>
-        <w:rPr>
-          <w:color w:val="FF0000"/>
-          <w:sz w:val="26"/>
-          <w:szCs w:val="26"/>
-        </w:rPr>
-        <w:t>было/не было</w:t>
-      </w:r>
-      <w:r>
-        <w:rPr>
-          <w:sz w:val="26"/>
-          <w:szCs w:val="26"/>
-        </w:rPr>
-        <w:t xml:space="preserve"> продемонстрировано в ходе предварительной защиты.</w:t>
+        <w:t>По продемонстрированному в ходе предварительной защиты программному обеспечению не имеется замечаний.</w:t>
       </w:r>
     </w:p>
     <w:p>
@@ -391,145 +327,65 @@
       </w:pPr>
       <w:r>
         <w:rPr>
-          <w:sz w:val="26"/>
-          <w:szCs w:val="26"/>
-        </w:rPr>
-        <w:t>По созданному в ходе выполнения выпускной квалификационной работы программному обеспечению имеются следующие замечания:</w:t>
-      </w:r>
-    </w:p>
-    <w:p>
-      <w:pPr>
-        <w:pStyle w:val="ListParagraph"/>
-        <w:numPr>
-          <w:ilvl w:val="0"/>
-          <w:numId w:val="2"/>
-        </w:numPr>
+          <w:i/>
+          <w:color w:val="FF0000"/>
+          <w:sz w:val="26"/>
+          <w:szCs w:val="26"/>
+        </w:rPr>
+        <w:tab/>
+      </w:r>
+      <w:r>
+        <w:rPr>
+          <w:sz w:val="26"/>
+          <w:szCs w:val="26"/>
+        </w:rPr>
+        <w:t xml:space="preserve">Выпускная квалификационная работа студента </w:t>
+      </w:r>
+      <w:r>
+        <w:rPr>
+          <w:color w:val="000000"/>
+          <w:sz w:val="26"/>
+          <w:szCs w:val="26"/>
+        </w:rPr>
+        <w:t>Спирина Михаила Павловича</w:t>
+      </w:r>
+      <w:r>
+        <w:rPr>
+          <w:sz w:val="26"/>
+          <w:szCs w:val="26"/>
+        </w:rPr>
+        <w:t xml:space="preserve"> может быть допущена к защите на заседании Государственной Экзаменационной Комиссии с учётом замечаний.</w:t>
+      </w:r>
+    </w:p>
+    <w:p>
+      <w:pPr>
+        <w:pStyle w:val="Normal"/>
         <w:suppressAutoHyphens w:val="false"/>
         <w:spacing w:lineRule="auto" w:line="360"/>
         <w:jc w:val="both"/>
         <w:rPr>
-          <w:color w:val="FF0000"/>
-          <w:sz w:val="26"/>
-          <w:szCs w:val="26"/>
-        </w:rPr>
-      </w:pPr>
-      <w:r>
-        <w:rPr>
-          <w:i/>
-          <w:color w:val="FF0000"/>
-          <w:sz w:val="26"/>
-          <w:szCs w:val="26"/>
-        </w:rPr>
-        <w:t>Заменить сокращения на полную формулировку.</w:t>
-      </w:r>
-    </w:p>
-    <w:p>
-      <w:pPr>
-        <w:pStyle w:val="ListParagraph"/>
-        <w:numPr>
-          <w:ilvl w:val="0"/>
-          <w:numId w:val="2"/>
-        </w:numPr>
+          <w:sz w:val="26"/>
+          <w:szCs w:val="26"/>
+        </w:rPr>
+      </w:pPr>
+      <w:r>
+        <w:rPr>
+          <w:sz w:val="26"/>
+          <w:szCs w:val="26"/>
+        </w:rPr>
+      </w:r>
+    </w:p>
+    <w:p>
+      <w:pPr>
+        <w:pStyle w:val="Normal"/>
         <w:suppressAutoHyphens w:val="false"/>
         <w:spacing w:lineRule="auto" w:line="360"/>
         <w:jc w:val="both"/>
         <w:rPr>
-          <w:color w:val="FF0000"/>
-          <w:sz w:val="26"/>
-          <w:szCs w:val="26"/>
-        </w:rPr>
-      </w:pPr>
-      <w:r>
-        <w:rPr>
-          <w:i/>
-          <w:color w:val="FF0000"/>
-          <w:sz w:val="26"/>
-          <w:szCs w:val="26"/>
-        </w:rPr>
-        <w:t>Привести описания входных параметров к одному стилю</w:t>
-      </w:r>
-      <w:bookmarkStart w:id="0" w:name="_GoBack"/>
-      <w:bookmarkEnd w:id="0"/>
-      <w:r>
-        <w:rPr>
-          <w:i/>
-          <w:color w:val="FF0000"/>
-          <w:sz w:val="26"/>
-          <w:szCs w:val="26"/>
-        </w:rPr>
-        <w:t>.</w:t>
-      </w:r>
-    </w:p>
-    <w:p>
-      <w:pPr>
-        <w:pStyle w:val="Normal"/>
-        <w:suppressAutoHyphens w:val="false"/>
-        <w:spacing w:lineRule="auto" w:line="360"/>
-        <w:jc w:val="both"/>
-        <w:rPr>
-          <w:sz w:val="26"/>
-          <w:szCs w:val="26"/>
-        </w:rPr>
-      </w:pPr>
-      <w:r>
-        <w:rPr>
-          <w:sz w:val="26"/>
-          <w:szCs w:val="26"/>
-        </w:rPr>
-        <w:t xml:space="preserve">Выпускная квалификационная работа студента </w:t>
-      </w:r>
-      <w:r>
-        <w:rPr>
-          <w:color w:val="000000"/>
-          <w:sz w:val="26"/>
-          <w:szCs w:val="26"/>
-        </w:rPr>
-        <w:t>Спирина Михаила Павловича</w:t>
-      </w:r>
-      <w:r>
-        <w:rPr>
-          <w:sz w:val="26"/>
-          <w:szCs w:val="26"/>
-        </w:rPr>
-        <w:t xml:space="preserve"> может быть допущена к защите на заседании Государственной Экзаменационной Комиссии с учётом замечаний.</w:t>
-      </w:r>
-    </w:p>
-    <w:p>
-      <w:pPr>
-        <w:pStyle w:val="Normal"/>
-        <w:suppressAutoHyphens w:val="false"/>
-        <w:spacing w:lineRule="auto" w:line="360"/>
-        <w:jc w:val="both"/>
-        <w:rPr>
-          <w:sz w:val="26"/>
-          <w:szCs w:val="26"/>
-        </w:rPr>
-      </w:pPr>
-      <w:r>
-        <w:rPr>
-          <w:sz w:val="26"/>
-          <w:szCs w:val="26"/>
-        </w:rPr>
-      </w:r>
-    </w:p>
-    <w:p>
-      <w:pPr>
-        <w:pStyle w:val="Normal"/>
-        <w:suppressAutoHyphens w:val="false"/>
-        <w:spacing w:lineRule="auto" w:line="360"/>
-        <w:jc w:val="both"/>
-        <w:rPr>
-          <w:sz w:val="26"/>
-          <w:szCs w:val="26"/>
-        </w:rPr>
-      </w:pPr>
-      <w:r>
-        <w:rPr>
-          <w:sz w:val="26"/>
-          <w:szCs w:val="26"/>
-        </w:rPr>
-        <w:t xml:space="preserve"> </w:t>
-      </w:r>
+          <w:sz w:val="26"/>
+          <w:szCs w:val="26"/>
+        </w:rPr>
+      </w:pPr>
       <w:r>
         <w:rPr>
           <w:sz w:val="26"/>
@@ -542,28 +398,14 @@
           <w:sz w:val="26"/>
           <w:szCs w:val="26"/>
         </w:rPr>
-        <w:t>6</w:t>
-      </w:r>
-      <w:r>
-        <w:rPr>
-          <w:sz w:val="26"/>
-          <w:szCs w:val="26"/>
-        </w:rPr>
-        <w:t>» июня 202</w:t>
-      </w:r>
-      <w:r>
-        <w:rPr>
-          <w:sz w:val="26"/>
-          <w:szCs w:val="26"/>
-        </w:rPr>
-        <w:t>6</w:t>
-      </w:r>
-      <w:r>
-        <w:rPr>
-          <w:sz w:val="26"/>
-          <w:szCs w:val="26"/>
-        </w:rPr>
-        <w:t xml:space="preserve"> г.</w:t>
+        <w:t>0</w:t>
+      </w:r>
+      <w:r>
+        <w:rPr>
+          <w:sz w:val="26"/>
+          <w:szCs w:val="26"/>
+        </w:rPr>
+        <w:t>6» июня 2026 г.</w:t>
       </w:r>
     </w:p>
     <w:p>
@@ -582,13 +424,7 @@
         </w:rPr>
       </w:pPr>
       <w:r>
-        <w:rPr>
-          <w:sz w:val="26"/>
-          <w:szCs w:val="26"/>
-        </w:rPr>
-        <w:t>Доцент кафедры ИУ7, к.т.н.</w:t>
-        <w:tab/>
-        <w:t xml:space="preserve">Романова Т. Н. </w:t>
+        <w:rPr/>
       </w:r>
     </w:p>
     <w:p>
@@ -601,35 +437,95 @@
         <w:suppressAutoHyphens w:val="false"/>
         <w:spacing w:lineRule="auto" w:line="360"/>
         <w:jc w:val="left"/>
-        <w:rPr/>
-      </w:pPr>
-      <w:r>
-        <w:rPr>
-          <w:sz w:val="26"/>
-          <w:szCs w:val="26"/>
-        </w:rPr>
-        <w:t>Старший преподаватель кафедры ИУ7</w:t>
+        <w:rPr>
+          <w:sz w:val="26"/>
+          <w:szCs w:val="26"/>
+        </w:rPr>
+      </w:pPr>
+      <w:r>
+        <w:rPr>
+          <w:rFonts w:eastAsia="DejaVu Sans" w:cs="DejaVu Sans"/>
+          <w:color w:val="auto"/>
+          <w:kern w:val="2"/>
+          <w:sz w:val="26"/>
+          <w:szCs w:val="26"/>
+          <w:lang w:val="ru-RU" w:eastAsia="hi-IN" w:bidi="hi-IN"/>
+        </w:rPr>
+        <w:t>К.т.н., доцент кафедры ИУ7</w:t>
+      </w:r>
+      <w:r>
+        <w:rPr>
+          <w:sz w:val="26"/>
+          <w:szCs w:val="26"/>
+        </w:rPr>
         <w:tab/>
-        <w:t>Кострицкий А. С.</w:t>
-      </w:r>
-    </w:p>
-    <w:p>
-      <w:pPr>
-        <w:pStyle w:val="Normal"/>
+        <w:tab/>
+        <w:t xml:space="preserve">Клышинский Э. С. </w:t>
+      </w:r>
+    </w:p>
+    <w:p>
+      <w:pPr>
+        <w:pStyle w:val="Normal"/>
+        <w:tabs>
+          <w:tab w:val="clear" w:pos="709"/>
+          <w:tab w:val="left" w:pos="6810" w:leader="none"/>
+        </w:tabs>
         <w:suppressAutoHyphens w:val="false"/>
         <w:spacing w:lineRule="auto" w:line="360"/>
         <w:jc w:val="left"/>
-        <w:rPr/>
-      </w:pPr>
-      <w:r>
-        <w:rPr>
-          <w:sz w:val="26"/>
-          <w:szCs w:val="26"/>
-        </w:rPr>
-        <w:t>______________________________________</w:t>
+        <w:rPr>
+          <w:sz w:val="26"/>
+          <w:szCs w:val="26"/>
+        </w:rPr>
+      </w:pPr>
+      <w:r>
+        <w:rPr>
+          <w:sz w:val="26"/>
+          <w:szCs w:val="26"/>
+        </w:rPr>
+        <w:t>К.т.н., доцент кафедры ИУ7</w:t>
         <w:tab/>
         <w:tab/>
-        <w:t>________/___________________/</w:t>
+        <w:t xml:space="preserve">Солодовников В. И. </w:t>
+      </w:r>
+    </w:p>
+    <w:p>
+      <w:pPr>
+        <w:pStyle w:val="Normal"/>
+        <w:tabs>
+          <w:tab w:val="clear" w:pos="709"/>
+          <w:tab w:val="left" w:pos="6810" w:leader="none"/>
+        </w:tabs>
+        <w:suppressAutoHyphens w:val="false"/>
+        <w:spacing w:lineRule="auto" w:line="360"/>
+        <w:jc w:val="left"/>
+        <w:rPr>
+          <w:sz w:val="26"/>
+          <w:szCs w:val="26"/>
+        </w:rPr>
+      </w:pPr>
+      <w:r>
+        <w:rPr>
+          <w:sz w:val="26"/>
+          <w:szCs w:val="26"/>
+        </w:rPr>
+        <w:t>Старший преподаватель кафедры ИУ</w:t>
+      </w:r>
+      <w:r>
+        <w:rPr>
+          <w:sz w:val="26"/>
+          <w:szCs w:val="26"/>
+        </w:rPr>
+        <w:t>7</w:t>
+      </w:r>
+      <w:r>
+        <w:rPr>
+          <w:sz w:val="26"/>
+          <w:szCs w:val="26"/>
+        </w:rPr>
+        <w:tab/>
+        <w:tab/>
+        <w:t>Волкова Л. Л.</w:t>
       </w:r>
     </w:p>
     <w:sectPr>
@@ -769,244 +665,6 @@
   <w:abstractNum w:abstractNumId="2">
     <w:lvl w:ilvl="0">
       <w:start w:val="1"/>
-      <w:numFmt w:val="decimal"/>
-      <w:lvlText w:val="%1."/>
-      <w:lvlJc w:val="left"/>
-      <w:pPr>
-        <w:tabs>
-          <w:tab w:val="num" w:pos="0"/>
-        </w:tabs>
-        <w:ind w:left="795" w:hanging="360"/>
-      </w:pPr>
-      <w:rPr/>
-    </w:lvl>
-    <w:lvl w:ilvl="1">
-      <w:start w:val="1"/>
-      <w:numFmt w:val="lowerLetter"/>
-      <w:lvlText w:val="%2."/>
-      <w:lvlJc w:val="left"/>
-      <w:pPr>
-        <w:tabs>
-          <w:tab w:val="num" w:pos="0"/>
-        </w:tabs>
-        <w:ind w:left="1515" w:hanging="360"/>
-      </w:pPr>
-      <w:rPr/>
-    </w:lvl>
-    <w:lvl w:ilvl="2">
-      <w:start w:val="1"/>
-      <w:numFmt w:val="lowerRoman"/>
-      <w:lvlText w:val="%3."/>
-      <w:lvlJc w:val="right"/>
-      <w:pPr>
-        <w:tabs>
-          <w:tab w:val="num" w:pos="0"/>
-        </w:tabs>
-        <w:ind w:left="2235" w:hanging="180"/>
-      </w:pPr>
-      <w:rPr/>
-    </w:lvl>
-    <w:lvl w:ilvl="3">
-      <w:start w:val="1"/>
-      <w:numFmt w:val="decimal"/>
-      <w:lvlText w:val="%4."/>
-      <w:lvlJc w:val="left"/>
-      <w:pPr>
-        <w:tabs>
-          <w:tab w:val="num" w:pos="0"/>
-        </w:tabs>
-        <w:ind w:left="2955" w:hanging="360"/>
-      </w:pPr>
-      <w:rPr/>
-    </w:lvl>
-    <w:lvl w:ilvl="4">
-      <w:start w:val="1"/>
-      <w:numFmt w:val="lowerLetter"/>
-      <w:lvlText w:val="%5."/>
-      <w:lvlJc w:val="left"/>
-      <w:pPr>
-        <w:tabs>
-          <w:tab w:val="num" w:pos="0"/>
-        </w:tabs>
-        <w:ind w:left="3675" w:hanging="360"/>
-      </w:pPr>
-      <w:rPr/>
-    </w:lvl>
-    <w:lvl w:ilvl="5">
-      <w:start w:val="1"/>
-      <w:numFmt w:val="lowerRoman"/>
-      <w:lvlText w:val="%6."/>
-      <w:lvlJc w:val="right"/>
-      <w:pPr>
-        <w:tabs>
-          <w:tab w:val="num" w:pos="0"/>
-        </w:tabs>
-        <w:ind w:left="4395" w:hanging="180"/>
-      </w:pPr>
-      <w:rPr/>
-    </w:lvl>
-    <w:lvl w:ilvl="6">
-      <w:start w:val="1"/>
-      <w:numFmt w:val="decimal"/>
-      <w:lvlText w:val="%7."/>
-      <w:lvlJc w:val="left"/>
-      <w:pPr>
-        <w:tabs>
-          <w:tab w:val="num" w:pos="0"/>
-        </w:tabs>
-        <w:ind w:left="5115" w:hanging="360"/>
-      </w:pPr>
-      <w:rPr/>
-    </w:lvl>
-    <w:lvl w:ilvl="7">
-      <w:start w:val="1"/>
-      <w:numFmt w:val="lowerLetter"/>
-      <w:lvlText w:val="%8."/>
-      <w:lvlJc w:val="left"/>
-      <w:pPr>
-        <w:tabs>
-          <w:tab w:val="num" w:pos="0"/>
-        </w:tabs>
-        <w:ind w:left="5835" w:hanging="360"/>
-      </w:pPr>
-      <w:rPr/>
-    </w:lvl>
-    <w:lvl w:ilvl="8">
-      <w:start w:val="1"/>
-      <w:numFmt w:val="lowerRoman"/>
-      <w:lvlText w:val="%9."/>
-      <w:lvlJc w:val="right"/>
-      <w:pPr>
-        <w:tabs>
-          <w:tab w:val="num" w:pos="0"/>
-        </w:tabs>
-        <w:ind w:left="6555" w:hanging="180"/>
-      </w:pPr>
-      <w:rPr/>
-    </w:lvl>
-  </w:abstractNum>
-  <w:abstractNum w:abstractNumId="3">
-    <w:lvl w:ilvl="0">
-      <w:start w:val="1"/>
-      <w:numFmt w:val="decimal"/>
-      <w:lvlText w:val="%1."/>
-      <w:lvlJc w:val="left"/>
-      <w:pPr>
-        <w:tabs>
-          <w:tab w:val="num" w:pos="720"/>
-        </w:tabs>
-        <w:ind w:left="720" w:hanging="360"/>
-      </w:pPr>
-      <w:rPr/>
-    </w:lvl>
-    <w:lvl w:ilvl="1">
-      <w:start w:val="1"/>
-      <w:numFmt w:val="decimal"/>
-      <w:lvlText w:val="%2."/>
-      <w:lvlJc w:val="left"/>
-      <w:pPr>
-        <w:tabs>
-          <w:tab w:val="num" w:pos="1080"/>
-        </w:tabs>
-        <w:ind w:left="1080" w:hanging="360"/>
-      </w:pPr>
-      <w:rPr/>
-    </w:lvl>
-    <w:lvl w:ilvl="2">
-      <w:start w:val="1"/>
-      <w:numFmt w:val="decimal"/>
-      <w:lvlText w:val="%3."/>
-      <w:lvlJc w:val="left"/>
-      <w:pPr>
-        <w:tabs>
-          <w:tab w:val="num" w:pos="1440"/>
-        </w:tabs>
-        <w:ind w:left="1440" w:hanging="360"/>
-      </w:pPr>
-      <w:rPr/>
-    </w:lvl>
-    <w:lvl w:ilvl="3">
-      <w:start w:val="1"/>
-      <w:numFmt w:val="decimal"/>
-      <w:lvlText w:val="%4."/>
-      <w:lvlJc w:val="left"/>
-      <w:pPr>
-        <w:tabs>
-          <w:tab w:val="num" w:pos="1800"/>
-        </w:tabs>
-        <w:ind w:left="1800" w:hanging="360"/>
-      </w:pPr>
-      <w:rPr/>
-    </w:lvl>
-    <w:lvl w:ilvl="4">
-      <w:start w:val="1"/>
-      <w:numFmt w:val="decimal"/>
-      <w:lvlText w:val="%5."/>
-      <w:lvlJc w:val="left"/>
-      <w:pPr>
-        <w:tabs>
-          <w:tab w:val="num" w:pos="2160"/>
-        </w:tabs>
-        <w:ind w:left="2160" w:hanging="360"/>
-      </w:pPr>
-      <w:rPr/>
-    </w:lvl>
-    <w:lvl w:ilvl="5">
-      <w:start w:val="1"/>
-      <w:numFmt w:val="decimal"/>
-      <w:lvlText w:val="%6."/>
-      <w:lvlJc w:val="left"/>
-      <w:pPr>
-        <w:tabs>
-          <w:tab w:val="num" w:pos="2520"/>
-        </w:tabs>
-        <w:ind w:left="2520" w:hanging="360"/>
-      </w:pPr>
-      <w:rPr/>
-    </w:lvl>
-    <w:lvl w:ilvl="6">
-      <w:start w:val="1"/>
-      <w:numFmt w:val="decimal"/>
-      <w:lvlText w:val="%7."/>
-      <w:lvlJc w:val="left"/>
-      <w:pPr>
-        <w:tabs>
-          <w:tab w:val="num" w:pos="2880"/>
-        </w:tabs>
-        <w:ind w:left="2880" w:hanging="360"/>
-      </w:pPr>
-      <w:rPr/>
-    </w:lvl>
-    <w:lvl w:ilvl="7">
-      <w:start w:val="1"/>
-      <w:numFmt w:val="decimal"/>
-      <w:lvlText w:val="%8."/>
-      <w:lvlJc w:val="left"/>
-      <w:pPr>
-        <w:tabs>
-          <w:tab w:val="num" w:pos="3240"/>
-        </w:tabs>
-        <w:ind w:left="3240" w:hanging="360"/>
-      </w:pPr>
-      <w:rPr/>
-    </w:lvl>
-    <w:lvl w:ilvl="8">
-      <w:start w:val="1"/>
-      <w:numFmt w:val="decimal"/>
-      <w:lvlText w:val="%9."/>
-      <w:lvlJc w:val="left"/>
-      <w:pPr>
-        <w:tabs>
-          <w:tab w:val="num" w:pos="3600"/>
-        </w:tabs>
-        <w:ind w:left="3600" w:hanging="360"/>
-      </w:pPr>
-      <w:rPr/>
-    </w:lvl>
-  </w:abstractNum>
-  <w:abstractNum w:abstractNumId="4">
-    <w:lvl w:ilvl="0">
-      <w:start w:val="1"/>
       <w:numFmt w:val="none"/>
       <w:suff w:val="nothing"/>
       <w:lvlText w:val=""/>
@@ -1128,12 +786,6 @@
   </w:num>
   <w:num w:numId="2">
     <w:abstractNumId w:val="2"/>
-  </w:num>
-  <w:num w:numId="3">
-    <w:abstractNumId w:val="3"/>
-  </w:num>
-  <w:num w:numId="4">
-    <w:abstractNumId w:val="4"/>
   </w:num>
 </w:numbering>
 </file>
